--- a/backend/data/procurement_process/专机23-17N 惠州至肇庆高速公路白云至三水段项目给排水迁改工程/专机23-17N-蒸汽混凝土砌块/4.交易文件审核表.docx
+++ b/backend/data/procurement_process/专机23-17N 惠州至肇庆高速公路白云至三水段项目给排水迁改工程/专机23-17N-蒸汽混凝土砌块/4.交易文件审核表.docx
@@ -869,7 +869,7 @@
               </w:rPr>
               <w:t xml:space="preserve">[  ]采用公司印发的合同标准文本编制</w:t>
               <w:br/>
-              <w:t xml:space="preserve"> [✓]采用非公司印发的合同标准文本编制</w:t>
+              <w:t xml:space="preserve">[✓]采用非公司印发的合同标准文本编制</w:t>
             </w:r>
           </w:p>
         </w:tc>
